--- a/Knowledge/3-Work knowledge/1-Software Engineering/1-Software Engineering Fundamentals/5-My Source/4-Networks Devices/9-Types of Network Cables/5-Power over Ethernet (PoE).docx
+++ b/Knowledge/3-Work knowledge/1-Software Engineering/1-Software Engineering Fundamentals/5-My Source/4-Networks Devices/9-Types of Network Cables/5-Power over Ethernet (PoE).docx
@@ -4,72 +4,39 @@
   <w:body>
     <w:p>
       <w:pPr>
-        <w:keepNext/>
-        <w:keepLines/>
-        <w:spacing w:before="360" w:after="80" w:line="276" w:lineRule="auto"/>
-        <w:outlineLvl w:val="0"/>
-        <w:rPr>
-          <w:rFonts w:asciiTheme="majorHAnsi" w:eastAsiaTheme="majorEastAsia" w:hAnsiTheme="majorHAnsi" w:cstheme="majorBidi"/>
-          <w:color w:val="2F5496" w:themeColor="accent1" w:themeShade="BF"/>
-          <w:kern w:val="0"/>
-          <w:sz w:val="40"/>
-          <w:szCs w:val="40"/>
-          <w:lang w:val="en"/>
-          <w14:ligatures w14:val="none"/>
+        <w:pStyle w:val="Heading1"/>
+        <w:rPr>
+          <w:lang w:val="en"/>
         </w:rPr>
       </w:pPr>
       <w:bookmarkStart w:id="0" w:name="_yvheauusk3mq" w:colFirst="0" w:colLast="0"/>
       <w:bookmarkEnd w:id="0"/>
       <w:r>
         <w:rPr>
-          <w:rFonts w:asciiTheme="majorHAnsi" w:eastAsiaTheme="majorEastAsia" w:hAnsiTheme="majorHAnsi" w:cstheme="majorBidi"/>
-          <w:color w:val="2F5496" w:themeColor="accent1" w:themeShade="BF"/>
-          <w:kern w:val="0"/>
-          <w:sz w:val="40"/>
-          <w:szCs w:val="40"/>
-          <w:lang w:val="en"/>
-          <w14:ligatures w14:val="none"/>
+          <w:lang w:val="en"/>
         </w:rPr>
         <w:t>Power over Ethernet (PoE)</w:t>
       </w:r>
     </w:p>
     <w:p>
       <w:pPr>
-        <w:spacing w:before="280" w:after="80" w:line="276" w:lineRule="auto"/>
-        <w:outlineLvl w:val="1"/>
-        <w:rPr>
-          <w:rFonts w:asciiTheme="majorHAnsi" w:eastAsiaTheme="majorEastAsia" w:hAnsiTheme="majorHAnsi" w:cstheme="majorBidi"/>
-          <w:color w:val="2F5496" w:themeColor="accent1" w:themeShade="BF"/>
-          <w:kern w:val="0"/>
-          <w:sz w:val="32"/>
-          <w:szCs w:val="32"/>
-          <w:lang w:val="en"/>
-          <w14:ligatures w14:val="none"/>
+        <w:pStyle w:val="Heading2"/>
+        <w:rPr>
+          <w:lang w:val="en"/>
         </w:rPr>
       </w:pPr>
       <w:bookmarkStart w:id="1" w:name="_ywix711ez6jd" w:colFirst="0" w:colLast="0"/>
       <w:bookmarkEnd w:id="1"/>
       <w:r>
         <w:rPr>
-          <w:rFonts w:ascii="Segoe UI Emoji" w:eastAsiaTheme="majorEastAsia" w:hAnsi="Segoe UI Emoji" w:cs="Segoe UI Emoji"/>
-          <w:color w:val="2F5496" w:themeColor="accent1" w:themeShade="BF"/>
-          <w:kern w:val="0"/>
-          <w:sz w:val="32"/>
-          <w:szCs w:val="32"/>
-          <w:lang w:val="en"/>
-          <w14:ligatures w14:val="none"/>
+          <w:rFonts w:ascii="Segoe UI Emoji" w:hAnsi="Segoe UI Emoji" w:cs="Segoe UI Emoji"/>
+          <w:lang w:val="en"/>
         </w:rPr>
         <w:t>⚡</w:t>
       </w:r>
       <w:r>
         <w:rPr>
-          <w:rFonts w:asciiTheme="majorHAnsi" w:eastAsiaTheme="majorEastAsia" w:hAnsiTheme="majorHAnsi" w:cstheme="majorBidi"/>
-          <w:color w:val="2F5496" w:themeColor="accent1" w:themeShade="BF"/>
-          <w:kern w:val="0"/>
-          <w:sz w:val="32"/>
-          <w:szCs w:val="32"/>
-          <w:lang w:val="en"/>
-          <w14:ligatures w14:val="none"/>
+          <w:lang w:val="en"/>
         </w:rPr>
         <w:t xml:space="preserve"> What Is Power over Ethernet (PoE)?</w:t>
       </w:r>
@@ -111,6 +78,7 @@
         </w:rPr>
         <w:t xml:space="preserve">: </w:t>
       </w:r>
+      <w:proofErr w:type="spellStart"/>
       <w:r>
         <w:rPr>
           <w:rFonts w:ascii="Arial" w:eastAsia="Arial" w:hAnsi="Arial" w:cs="Arial"/>
@@ -122,7 +90,21 @@
           <w:lang w:val="en"/>
           <w14:ligatures w14:val="none"/>
         </w:rPr>
-        <w:t>Chatgpt (GPT</w:t>
+        <w:t>Chatgpt</w:t>
+      </w:r>
+      <w:proofErr w:type="spellEnd"/>
+      <w:r>
+        <w:rPr>
+          <w:rFonts w:ascii="Arial" w:eastAsia="Arial" w:hAnsi="Arial" w:cs="Arial"/>
+          <w:b/>
+          <w:kern w:val="0"/>
+          <w:sz w:val="22"/>
+          <w:szCs w:val="22"/>
+          <w:highlight w:val="darkGray"/>
+          <w:lang w:val="en"/>
+          <w14:ligatures w14:val="none"/>
+        </w:rPr>
+        <w:t xml:space="preserve"> (GPT</w:t>
       </w:r>
       <w:r>
         <w:rPr>
@@ -276,31 +258,13 @@
     </w:p>
     <w:p>
       <w:pPr>
-        <w:keepNext/>
-        <w:keepLines/>
-        <w:spacing w:before="160" w:after="80" w:line="276" w:lineRule="auto"/>
-        <w:outlineLvl w:val="1"/>
-        <w:rPr>
-          <w:rFonts w:asciiTheme="majorHAnsi" w:eastAsiaTheme="majorEastAsia" w:hAnsiTheme="majorHAnsi" w:cstheme="majorBidi"/>
-          <w:color w:val="2F5496" w:themeColor="accent1" w:themeShade="BF"/>
-          <w:kern w:val="0"/>
-          <w:sz w:val="32"/>
-          <w:szCs w:val="32"/>
-          <w:lang w:val="en"/>
-          <w14:ligatures w14:val="none"/>
-        </w:rPr>
+        <w:pStyle w:val="Heading2"/>
       </w:pPr>
       <w:bookmarkStart w:id="2" w:name="_1dswiruyzskx" w:colFirst="0" w:colLast="0"/>
       <w:bookmarkEnd w:id="2"/>
       <w:r>
         <w:rPr>
-          <w:rFonts w:asciiTheme="majorHAnsi" w:eastAsiaTheme="majorEastAsia" w:hAnsiTheme="majorHAnsi" w:cstheme="majorBidi"/>
-          <w:color w:val="2F5496" w:themeColor="accent1" w:themeShade="BF"/>
-          <w:kern w:val="0"/>
-          <w:sz w:val="32"/>
-          <w:szCs w:val="32"/>
-          <w:lang w:val="en"/>
-          <w14:ligatures w14:val="none"/>
+          <w:lang w:val="en"/>
         </w:rPr>
         <w:t>Power over Ethernet (PoE) photo</w:t>
       </w:r>
@@ -356,7 +320,35 @@
           <w:lang w:val="en"/>
           <w14:ligatures w14:val="none"/>
         </w:rPr>
-        <w:t>Windows Screenshots (using Lightshot Program) at [12/18/2025]</w:t>
+        <w:t xml:space="preserve">Windows Screenshots (using </w:t>
+      </w:r>
+      <w:proofErr w:type="spellStart"/>
+      <w:r>
+        <w:rPr>
+          <w:rFonts w:ascii="Arial" w:eastAsia="Arial" w:hAnsi="Arial" w:cs="Arial"/>
+          <w:b/>
+          <w:kern w:val="0"/>
+          <w:sz w:val="22"/>
+          <w:szCs w:val="22"/>
+          <w:highlight w:val="darkGray"/>
+          <w:lang w:val="en"/>
+          <w14:ligatures w14:val="none"/>
+        </w:rPr>
+        <w:t>Lightshot</w:t>
+      </w:r>
+      <w:proofErr w:type="spellEnd"/>
+      <w:r>
+        <w:rPr>
+          <w:rFonts w:ascii="Arial" w:eastAsia="Arial" w:hAnsi="Arial" w:cs="Arial"/>
+          <w:b/>
+          <w:kern w:val="0"/>
+          <w:sz w:val="22"/>
+          <w:szCs w:val="22"/>
+          <w:highlight w:val="darkGray"/>
+          <w:lang w:val="en"/>
+          <w14:ligatures w14:val="none"/>
+        </w:rPr>
+        <w:t xml:space="preserve"> Program) at [12/18/2025]</w:t>
       </w:r>
     </w:p>
     <w:p>
@@ -445,41 +437,23 @@
     </w:p>
     <w:p>
       <w:pPr>
-        <w:spacing w:before="280" w:after="80" w:line="276" w:lineRule="auto"/>
-        <w:outlineLvl w:val="1"/>
-        <w:rPr>
-          <w:rFonts w:asciiTheme="majorHAnsi" w:eastAsiaTheme="majorEastAsia" w:hAnsiTheme="majorHAnsi" w:cstheme="majorBidi"/>
-          <w:color w:val="2F5496" w:themeColor="accent1" w:themeShade="BF"/>
-          <w:kern w:val="0"/>
-          <w:sz w:val="32"/>
-          <w:szCs w:val="32"/>
-          <w:lang w:val="en"/>
-          <w14:ligatures w14:val="none"/>
+        <w:pStyle w:val="Heading2"/>
+        <w:rPr>
+          <w:lang w:val="en"/>
         </w:rPr>
       </w:pPr>
       <w:bookmarkStart w:id="3" w:name="_ey9viruoyquh" w:colFirst="0" w:colLast="0"/>
       <w:bookmarkEnd w:id="3"/>
       <w:r>
         <w:rPr>
-          <w:rFonts w:ascii="Segoe UI Emoji" w:eastAsiaTheme="majorEastAsia" w:hAnsi="Segoe UI Emoji" w:cs="Segoe UI Emoji"/>
-          <w:color w:val="2F5496" w:themeColor="accent1" w:themeShade="BF"/>
-          <w:kern w:val="0"/>
-          <w:sz w:val="32"/>
-          <w:szCs w:val="32"/>
-          <w:lang w:val="en"/>
-          <w14:ligatures w14:val="none"/>
+          <w:rFonts w:ascii="Segoe UI Emoji" w:hAnsi="Segoe UI Emoji" w:cs="Segoe UI Emoji"/>
+          <w:lang w:val="en"/>
         </w:rPr>
         <w:t>📦</w:t>
       </w:r>
       <w:r>
         <w:rPr>
-          <w:rFonts w:asciiTheme="majorHAnsi" w:eastAsiaTheme="majorEastAsia" w:hAnsiTheme="majorHAnsi" w:cstheme="majorBidi"/>
-          <w:color w:val="2F5496" w:themeColor="accent1" w:themeShade="BF"/>
-          <w:kern w:val="0"/>
-          <w:sz w:val="32"/>
-          <w:szCs w:val="32"/>
-          <w:lang w:val="en"/>
-          <w14:ligatures w14:val="none"/>
+          <w:lang w:val="en"/>
         </w:rPr>
         <w:t xml:space="preserve"> Belongs to:</w:t>
       </w:r>
@@ -521,6 +495,7 @@
         </w:rPr>
         <w:t xml:space="preserve">: </w:t>
       </w:r>
+      <w:proofErr w:type="spellStart"/>
       <w:r>
         <w:rPr>
           <w:rFonts w:ascii="Arial" w:eastAsia="Arial" w:hAnsi="Arial" w:cs="Arial"/>
@@ -532,7 +507,21 @@
           <w:lang w:val="en"/>
           <w14:ligatures w14:val="none"/>
         </w:rPr>
-        <w:t>Chatgpt (GPT</w:t>
+        <w:t>Chatgpt</w:t>
+      </w:r>
+      <w:proofErr w:type="spellEnd"/>
+      <w:r>
+        <w:rPr>
+          <w:rFonts w:ascii="Arial" w:eastAsia="Arial" w:hAnsi="Arial" w:cs="Arial"/>
+          <w:b/>
+          <w:kern w:val="0"/>
+          <w:sz w:val="22"/>
+          <w:szCs w:val="22"/>
+          <w:highlight w:val="darkGray"/>
+          <w:lang w:val="en"/>
+          <w14:ligatures w14:val="none"/>
+        </w:rPr>
+        <w:t xml:space="preserve"> (GPT</w:t>
       </w:r>
       <w:r>
         <w:rPr>
@@ -635,41 +624,23 @@
     </w:p>
     <w:p>
       <w:pPr>
-        <w:spacing w:before="280" w:after="80" w:line="276" w:lineRule="auto"/>
-        <w:outlineLvl w:val="1"/>
-        <w:rPr>
-          <w:rFonts w:asciiTheme="majorHAnsi" w:eastAsiaTheme="majorEastAsia" w:hAnsiTheme="majorHAnsi" w:cstheme="majorBidi"/>
-          <w:color w:val="2F5496" w:themeColor="accent1" w:themeShade="BF"/>
-          <w:kern w:val="0"/>
-          <w:sz w:val="32"/>
-          <w:szCs w:val="32"/>
-          <w:lang w:val="en"/>
-          <w14:ligatures w14:val="none"/>
+        <w:pStyle w:val="Heading2"/>
+        <w:rPr>
+          <w:lang w:val="en"/>
         </w:rPr>
       </w:pPr>
       <w:bookmarkStart w:id="4" w:name="_brba23aodgd3" w:colFirst="0" w:colLast="0"/>
       <w:bookmarkEnd w:id="4"/>
       <w:r>
         <w:rPr>
-          <w:rFonts w:ascii="Segoe UI Emoji" w:eastAsiaTheme="majorEastAsia" w:hAnsi="Segoe UI Emoji" w:cs="Segoe UI Emoji"/>
-          <w:color w:val="2F5496" w:themeColor="accent1" w:themeShade="BF"/>
-          <w:kern w:val="0"/>
-          <w:sz w:val="32"/>
-          <w:szCs w:val="32"/>
-          <w:lang w:val="en"/>
-          <w14:ligatures w14:val="none"/>
+          <w:rFonts w:ascii="Segoe UI Emoji" w:hAnsi="Segoe UI Emoji" w:cs="Segoe UI Emoji"/>
+          <w:lang w:val="en"/>
         </w:rPr>
         <w:t>🧠</w:t>
       </w:r>
       <w:r>
         <w:rPr>
-          <w:rFonts w:asciiTheme="majorHAnsi" w:eastAsiaTheme="majorEastAsia" w:hAnsiTheme="majorHAnsi" w:cstheme="majorBidi"/>
-          <w:color w:val="2F5496" w:themeColor="accent1" w:themeShade="BF"/>
-          <w:kern w:val="0"/>
-          <w:sz w:val="32"/>
-          <w:szCs w:val="32"/>
-          <w:lang w:val="en"/>
-          <w14:ligatures w14:val="none"/>
+          <w:lang w:val="en"/>
         </w:rPr>
         <w:t xml:space="preserve"> Key Concept</w:t>
       </w:r>
@@ -711,6 +682,7 @@
         </w:rPr>
         <w:t xml:space="preserve">: </w:t>
       </w:r>
+      <w:proofErr w:type="spellStart"/>
       <w:r>
         <w:rPr>
           <w:rFonts w:ascii="Arial" w:eastAsia="Arial" w:hAnsi="Arial" w:cs="Arial"/>
@@ -722,7 +694,21 @@
           <w:lang w:val="en"/>
           <w14:ligatures w14:val="none"/>
         </w:rPr>
-        <w:t>Chatgpt (GPT</w:t>
+        <w:t>Chatgpt</w:t>
+      </w:r>
+      <w:proofErr w:type="spellEnd"/>
+      <w:r>
+        <w:rPr>
+          <w:rFonts w:ascii="Arial" w:eastAsia="Arial" w:hAnsi="Arial" w:cs="Arial"/>
+          <w:b/>
+          <w:kern w:val="0"/>
+          <w:sz w:val="22"/>
+          <w:szCs w:val="22"/>
+          <w:highlight w:val="darkGray"/>
+          <w:lang w:val="en"/>
+          <w14:ligatures w14:val="none"/>
+        </w:rPr>
+        <w:t xml:space="preserve"> (GPT</w:t>
       </w:r>
       <w:r>
         <w:rPr>
@@ -839,6 +825,7 @@
           <w:lang w:val="en"/>
           <w14:ligatures w14:val="none"/>
         </w:rPr>
+        <w:lastRenderedPageBreak/>
         <w:pict w14:anchorId="63E077CB">
           <v:rect id="_x0000_i1027" style="width:0;height:1.5pt" o:hralign="center" o:hrstd="t" o:hr="t" fillcolor="#a0a0a0" stroked="f"/>
         </w:pict>
@@ -846,41 +833,23 @@
     </w:p>
     <w:p>
       <w:pPr>
-        <w:spacing w:before="280" w:after="80" w:line="276" w:lineRule="auto"/>
-        <w:outlineLvl w:val="1"/>
-        <w:rPr>
-          <w:rFonts w:asciiTheme="majorHAnsi" w:eastAsiaTheme="majorEastAsia" w:hAnsiTheme="majorHAnsi" w:cstheme="majorBidi"/>
-          <w:color w:val="2F5496" w:themeColor="accent1" w:themeShade="BF"/>
-          <w:kern w:val="0"/>
-          <w:sz w:val="32"/>
-          <w:szCs w:val="32"/>
-          <w:lang w:val="en"/>
-          <w14:ligatures w14:val="none"/>
+        <w:pStyle w:val="Heading2"/>
+        <w:rPr>
+          <w:lang w:val="en"/>
         </w:rPr>
       </w:pPr>
       <w:bookmarkStart w:id="5" w:name="_lbas3slxjtlm" w:colFirst="0" w:colLast="0"/>
       <w:bookmarkEnd w:id="5"/>
       <w:r>
         <w:rPr>
-          <w:rFonts w:ascii="Segoe UI Emoji" w:eastAsiaTheme="majorEastAsia" w:hAnsi="Segoe UI Emoji" w:cs="Segoe UI Emoji"/>
-          <w:color w:val="2F5496" w:themeColor="accent1" w:themeShade="BF"/>
-          <w:kern w:val="0"/>
-          <w:sz w:val="32"/>
-          <w:szCs w:val="32"/>
-          <w:lang w:val="en"/>
-          <w14:ligatures w14:val="none"/>
+          <w:rFonts w:ascii="Segoe UI Emoji" w:hAnsi="Segoe UI Emoji" w:cs="Segoe UI Emoji"/>
+          <w:lang w:val="en"/>
         </w:rPr>
         <w:t>🔌</w:t>
       </w:r>
       <w:r>
         <w:rPr>
-          <w:rFonts w:asciiTheme="majorHAnsi" w:eastAsiaTheme="majorEastAsia" w:hAnsiTheme="majorHAnsi" w:cstheme="majorBidi"/>
-          <w:color w:val="2F5496" w:themeColor="accent1" w:themeShade="BF"/>
-          <w:kern w:val="0"/>
-          <w:sz w:val="32"/>
-          <w:szCs w:val="32"/>
-          <w:lang w:val="en"/>
-          <w14:ligatures w14:val="none"/>
+          <w:lang w:val="en"/>
         </w:rPr>
         <w:t xml:space="preserve"> How It Works</w:t>
       </w:r>
@@ -922,6 +891,7 @@
         </w:rPr>
         <w:t xml:space="preserve">: </w:t>
       </w:r>
+      <w:proofErr w:type="spellStart"/>
       <w:r>
         <w:rPr>
           <w:rFonts w:ascii="Arial" w:eastAsia="Arial" w:hAnsi="Arial" w:cs="Arial"/>
@@ -933,7 +903,21 @@
           <w:lang w:val="en"/>
           <w14:ligatures w14:val="none"/>
         </w:rPr>
-        <w:t>Chatgpt (GPT</w:t>
+        <w:t>Chatgpt</w:t>
+      </w:r>
+      <w:proofErr w:type="spellEnd"/>
+      <w:r>
+        <w:rPr>
+          <w:rFonts w:ascii="Arial" w:eastAsia="Arial" w:hAnsi="Arial" w:cs="Arial"/>
+          <w:b/>
+          <w:kern w:val="0"/>
+          <w:sz w:val="22"/>
+          <w:szCs w:val="22"/>
+          <w:highlight w:val="darkGray"/>
+          <w:lang w:val="en"/>
+          <w14:ligatures w14:val="none"/>
+        </w:rPr>
+        <w:t xml:space="preserve"> (GPT</w:t>
       </w:r>
       <w:r>
         <w:rPr>
@@ -1506,41 +1490,23 @@
     </w:p>
     <w:p>
       <w:pPr>
-        <w:spacing w:before="280" w:after="80" w:line="276" w:lineRule="auto"/>
-        <w:outlineLvl w:val="1"/>
-        <w:rPr>
-          <w:rFonts w:asciiTheme="majorHAnsi" w:eastAsiaTheme="majorEastAsia" w:hAnsiTheme="majorHAnsi" w:cstheme="majorBidi"/>
-          <w:color w:val="2F5496" w:themeColor="accent1" w:themeShade="BF"/>
-          <w:kern w:val="0"/>
-          <w:sz w:val="32"/>
-          <w:szCs w:val="32"/>
-          <w:lang w:val="en"/>
-          <w14:ligatures w14:val="none"/>
+        <w:pStyle w:val="Heading2"/>
+        <w:rPr>
+          <w:lang w:val="en"/>
         </w:rPr>
       </w:pPr>
       <w:bookmarkStart w:id="6" w:name="_mi4n3gms5ems" w:colFirst="0" w:colLast="0"/>
       <w:bookmarkEnd w:id="6"/>
       <w:r>
         <w:rPr>
-          <w:rFonts w:ascii="Segoe UI Emoji" w:eastAsiaTheme="majorEastAsia" w:hAnsi="Segoe UI Emoji" w:cs="Segoe UI Emoji"/>
-          <w:color w:val="2F5496" w:themeColor="accent1" w:themeShade="BF"/>
-          <w:kern w:val="0"/>
-          <w:sz w:val="32"/>
-          <w:szCs w:val="32"/>
-          <w:lang w:val="en"/>
-          <w14:ligatures w14:val="none"/>
+          <w:rFonts w:ascii="Segoe UI Emoji" w:hAnsi="Segoe UI Emoji" w:cs="Segoe UI Emoji"/>
+          <w:lang w:val="en"/>
         </w:rPr>
         <w:t>🔋</w:t>
       </w:r>
       <w:r>
         <w:rPr>
-          <w:rFonts w:asciiTheme="majorHAnsi" w:eastAsiaTheme="majorEastAsia" w:hAnsiTheme="majorHAnsi" w:cstheme="majorBidi"/>
-          <w:color w:val="2F5496" w:themeColor="accent1" w:themeShade="BF"/>
-          <w:kern w:val="0"/>
-          <w:sz w:val="32"/>
-          <w:szCs w:val="32"/>
-          <w:lang w:val="en"/>
-          <w14:ligatures w14:val="none"/>
+          <w:lang w:val="en"/>
         </w:rPr>
         <w:t xml:space="preserve"> PoE Standards</w:t>
       </w:r>
@@ -1582,6 +1548,7 @@
         </w:rPr>
         <w:t xml:space="preserve">: </w:t>
       </w:r>
+      <w:proofErr w:type="spellStart"/>
       <w:r>
         <w:rPr>
           <w:rFonts w:ascii="Arial" w:eastAsia="Arial" w:hAnsi="Arial" w:cs="Arial"/>
@@ -1593,7 +1560,21 @@
           <w:lang w:val="en"/>
           <w14:ligatures w14:val="none"/>
         </w:rPr>
-        <w:t>Chatgpt (GPT</w:t>
+        <w:t>Chatgpt</w:t>
+      </w:r>
+      <w:proofErr w:type="spellEnd"/>
+      <w:r>
+        <w:rPr>
+          <w:rFonts w:ascii="Arial" w:eastAsia="Arial" w:hAnsi="Arial" w:cs="Arial"/>
+          <w:b/>
+          <w:kern w:val="0"/>
+          <w:sz w:val="22"/>
+          <w:szCs w:val="22"/>
+          <w:highlight w:val="darkGray"/>
+          <w:lang w:val="en"/>
+          <w14:ligatures w14:val="none"/>
+        </w:rPr>
+        <w:t xml:space="preserve"> (GPT</w:t>
       </w:r>
       <w:r>
         <w:rPr>
@@ -1920,6 +1901,7 @@
                 <w:lang w:val="en"/>
                 <w14:ligatures w14:val="none"/>
               </w:rPr>
+              <w:lastRenderedPageBreak/>
               <w:t>IEEE 802.3af (PoE)</w:t>
             </w:r>
           </w:p>
@@ -2407,41 +2389,23 @@
     </w:p>
     <w:p>
       <w:pPr>
-        <w:spacing w:before="280" w:after="80" w:line="276" w:lineRule="auto"/>
-        <w:outlineLvl w:val="1"/>
-        <w:rPr>
-          <w:rFonts w:asciiTheme="majorHAnsi" w:eastAsiaTheme="majorEastAsia" w:hAnsiTheme="majorHAnsi" w:cstheme="majorBidi"/>
-          <w:color w:val="2F5496" w:themeColor="accent1" w:themeShade="BF"/>
-          <w:kern w:val="0"/>
-          <w:sz w:val="32"/>
-          <w:szCs w:val="32"/>
-          <w:lang w:val="en"/>
-          <w14:ligatures w14:val="none"/>
+        <w:pStyle w:val="Heading2"/>
+        <w:rPr>
+          <w:lang w:val="en"/>
         </w:rPr>
       </w:pPr>
       <w:bookmarkStart w:id="7" w:name="_u4j2ja9pxvqs" w:colFirst="0" w:colLast="0"/>
       <w:bookmarkEnd w:id="7"/>
       <w:r>
         <w:rPr>
-          <w:rFonts w:ascii="Segoe UI Emoji" w:eastAsiaTheme="majorEastAsia" w:hAnsi="Segoe UI Emoji" w:cs="Segoe UI Emoji"/>
-          <w:color w:val="2F5496" w:themeColor="accent1" w:themeShade="BF"/>
-          <w:kern w:val="0"/>
-          <w:sz w:val="32"/>
-          <w:szCs w:val="32"/>
-          <w:lang w:val="en"/>
-          <w14:ligatures w14:val="none"/>
+          <w:rFonts w:ascii="Segoe UI Emoji" w:hAnsi="Segoe UI Emoji" w:cs="Segoe UI Emoji"/>
+          <w:lang w:val="en"/>
         </w:rPr>
         <w:t>🧾</w:t>
       </w:r>
       <w:r>
         <w:rPr>
-          <w:rFonts w:asciiTheme="majorHAnsi" w:eastAsiaTheme="majorEastAsia" w:hAnsiTheme="majorHAnsi" w:cstheme="majorBidi"/>
-          <w:color w:val="2F5496" w:themeColor="accent1" w:themeShade="BF"/>
-          <w:kern w:val="0"/>
-          <w:sz w:val="32"/>
-          <w:szCs w:val="32"/>
-          <w:lang w:val="en"/>
-          <w14:ligatures w14:val="none"/>
+          <w:lang w:val="en"/>
         </w:rPr>
         <w:t xml:space="preserve"> Common PoE Devices</w:t>
       </w:r>
@@ -2483,6 +2447,7 @@
         </w:rPr>
         <w:t xml:space="preserve">: </w:t>
       </w:r>
+      <w:proofErr w:type="spellStart"/>
       <w:r>
         <w:rPr>
           <w:rFonts w:ascii="Arial" w:eastAsia="Arial" w:hAnsi="Arial" w:cs="Arial"/>
@@ -2494,7 +2459,21 @@
           <w:lang w:val="en"/>
           <w14:ligatures w14:val="none"/>
         </w:rPr>
-        <w:t>Chatgpt (GPT</w:t>
+        <w:t>Chatgpt</w:t>
+      </w:r>
+      <w:proofErr w:type="spellEnd"/>
+      <w:r>
+        <w:rPr>
+          <w:rFonts w:ascii="Arial" w:eastAsia="Arial" w:hAnsi="Arial" w:cs="Arial"/>
+          <w:b/>
+          <w:kern w:val="0"/>
+          <w:sz w:val="22"/>
+          <w:szCs w:val="22"/>
+          <w:highlight w:val="darkGray"/>
+          <w:lang w:val="en"/>
+          <w14:ligatures w14:val="none"/>
+        </w:rPr>
+        <w:t xml:space="preserve"> (GPT</w:t>
       </w:r>
       <w:r>
         <w:rPr>
@@ -2785,16 +2764,9 @@
     </w:p>
     <w:p>
       <w:pPr>
-        <w:spacing w:before="280" w:after="80" w:line="276" w:lineRule="auto"/>
-        <w:outlineLvl w:val="1"/>
-        <w:rPr>
-          <w:rFonts w:asciiTheme="majorHAnsi" w:eastAsiaTheme="majorEastAsia" w:hAnsiTheme="majorHAnsi" w:cstheme="majorBidi"/>
-          <w:color w:val="2F5496" w:themeColor="accent1" w:themeShade="BF"/>
-          <w:kern w:val="0"/>
-          <w:sz w:val="32"/>
-          <w:szCs w:val="32"/>
-          <w:lang w:val="en"/>
-          <w14:ligatures w14:val="none"/>
+        <w:pStyle w:val="Heading2"/>
+        <w:rPr>
+          <w:lang w:val="en"/>
         </w:rPr>
       </w:pPr>
       <w:bookmarkStart w:id="8" w:name="_qqwvbwbd1k2g" w:colFirst="0" w:colLast="0"/>
@@ -2802,24 +2774,14 @@
       <w:r>
         <w:rPr>
           <w:rFonts w:ascii="Segoe UI Emoji" w:eastAsia="Arial Unicode MS" w:hAnsi="Segoe UI Emoji" w:cs="Segoe UI Emoji"/>
-          <w:color w:val="2F5496" w:themeColor="accent1" w:themeShade="BF"/>
-          <w:kern w:val="0"/>
-          <w:sz w:val="32"/>
-          <w:szCs w:val="32"/>
-          <w:lang w:val="en"/>
-          <w14:ligatures w14:val="none"/>
+          <w:lang w:val="en"/>
         </w:rPr>
         <w:t>✅</w:t>
       </w:r>
       <w:r>
         <w:rPr>
-          <w:rFonts w:ascii="Arial Unicode MS" w:eastAsia="Arial Unicode MS" w:hAnsi="Arial Unicode MS" w:cs="Arial Unicode MS"/>
-          <w:color w:val="2F5496" w:themeColor="accent1" w:themeShade="BF"/>
-          <w:kern w:val="0"/>
-          <w:sz w:val="32"/>
-          <w:szCs w:val="32"/>
-          <w:lang w:val="en"/>
-          <w14:ligatures w14:val="none"/>
+          <w:rFonts w:eastAsia="Arial Unicode MS"/>
+          <w:lang w:val="en"/>
         </w:rPr>
         <w:t xml:space="preserve"> Advantages</w:t>
       </w:r>
@@ -2861,6 +2823,7 @@
         </w:rPr>
         <w:t xml:space="preserve">: </w:t>
       </w:r>
+      <w:proofErr w:type="spellStart"/>
       <w:r>
         <w:rPr>
           <w:rFonts w:ascii="Arial" w:eastAsia="Arial" w:hAnsi="Arial" w:cs="Arial"/>
@@ -2872,7 +2835,21 @@
           <w:lang w:val="en"/>
           <w14:ligatures w14:val="none"/>
         </w:rPr>
-        <w:t>Chatgpt (GPT</w:t>
+        <w:t>Chatgpt</w:t>
+      </w:r>
+      <w:proofErr w:type="spellEnd"/>
+      <w:r>
+        <w:rPr>
+          <w:rFonts w:ascii="Arial" w:eastAsia="Arial" w:hAnsi="Arial" w:cs="Arial"/>
+          <w:b/>
+          <w:kern w:val="0"/>
+          <w:sz w:val="22"/>
+          <w:szCs w:val="22"/>
+          <w:highlight w:val="darkGray"/>
+          <w:lang w:val="en"/>
+          <w14:ligatures w14:val="none"/>
+        </w:rPr>
+        <w:t xml:space="preserve"> (GPT</w:t>
       </w:r>
       <w:r>
         <w:rPr>
@@ -3132,6 +3109,7 @@
           <w:lang w:val="en"/>
           <w14:ligatures w14:val="none"/>
         </w:rPr>
+        <w:lastRenderedPageBreak/>
         <w:t>⚡</w:t>
       </w:r>
       <w:r>
@@ -3204,16 +3182,9 @@
     </w:p>
     <w:p>
       <w:pPr>
-        <w:spacing w:before="280" w:after="80" w:line="276" w:lineRule="auto"/>
-        <w:outlineLvl w:val="1"/>
-        <w:rPr>
-          <w:rFonts w:asciiTheme="majorHAnsi" w:eastAsiaTheme="majorEastAsia" w:hAnsiTheme="majorHAnsi" w:cstheme="majorBidi"/>
-          <w:color w:val="2F5496" w:themeColor="accent1" w:themeShade="BF"/>
-          <w:kern w:val="0"/>
-          <w:sz w:val="32"/>
-          <w:szCs w:val="32"/>
-          <w:lang w:val="en"/>
-          <w14:ligatures w14:val="none"/>
+        <w:pStyle w:val="Heading2"/>
+        <w:rPr>
+          <w:lang w:val="en"/>
         </w:rPr>
       </w:pPr>
       <w:bookmarkStart w:id="9" w:name="_7wumkypc4k0m" w:colFirst="0" w:colLast="0"/>
@@ -3221,24 +3192,14 @@
       <w:r>
         <w:rPr>
           <w:rFonts w:ascii="Segoe UI Emoji" w:eastAsia="Arial Unicode MS" w:hAnsi="Segoe UI Emoji" w:cs="Segoe UI Emoji"/>
-          <w:color w:val="2F5496" w:themeColor="accent1" w:themeShade="BF"/>
-          <w:kern w:val="0"/>
-          <w:sz w:val="32"/>
-          <w:szCs w:val="32"/>
-          <w:lang w:val="en"/>
-          <w14:ligatures w14:val="none"/>
+          <w:lang w:val="en"/>
         </w:rPr>
         <w:t>❌</w:t>
       </w:r>
       <w:r>
         <w:rPr>
-          <w:rFonts w:ascii="Arial Unicode MS" w:eastAsia="Arial Unicode MS" w:hAnsi="Arial Unicode MS" w:cs="Arial Unicode MS"/>
-          <w:color w:val="2F5496" w:themeColor="accent1" w:themeShade="BF"/>
-          <w:kern w:val="0"/>
-          <w:sz w:val="32"/>
-          <w:szCs w:val="32"/>
-          <w:lang w:val="en"/>
-          <w14:ligatures w14:val="none"/>
+          <w:rFonts w:eastAsia="Arial Unicode MS"/>
+          <w:lang w:val="en"/>
         </w:rPr>
         <w:t xml:space="preserve"> Disadvantages</w:t>
       </w:r>
@@ -3280,6 +3241,7 @@
         </w:rPr>
         <w:t xml:space="preserve">: </w:t>
       </w:r>
+      <w:proofErr w:type="spellStart"/>
       <w:r>
         <w:rPr>
           <w:rFonts w:ascii="Arial" w:eastAsia="Arial" w:hAnsi="Arial" w:cs="Arial"/>
@@ -3291,7 +3253,21 @@
           <w:lang w:val="en"/>
           <w14:ligatures w14:val="none"/>
         </w:rPr>
-        <w:t>Chatgpt (GPT</w:t>
+        <w:t>Chatgpt</w:t>
+      </w:r>
+      <w:proofErr w:type="spellEnd"/>
+      <w:r>
+        <w:rPr>
+          <w:rFonts w:ascii="Arial" w:eastAsia="Arial" w:hAnsi="Arial" w:cs="Arial"/>
+          <w:b/>
+          <w:kern w:val="0"/>
+          <w:sz w:val="22"/>
+          <w:szCs w:val="22"/>
+          <w:highlight w:val="darkGray"/>
+          <w:lang w:val="en"/>
+          <w14:ligatures w14:val="none"/>
+        </w:rPr>
+        <w:t xml:space="preserve"> (GPT</w:t>
       </w:r>
       <w:r>
         <w:rPr>
@@ -3538,41 +3514,23 @@
     </w:p>
     <w:p>
       <w:pPr>
-        <w:spacing w:before="280" w:after="80" w:line="276" w:lineRule="auto"/>
-        <w:outlineLvl w:val="1"/>
-        <w:rPr>
-          <w:rFonts w:asciiTheme="majorHAnsi" w:eastAsiaTheme="majorEastAsia" w:hAnsiTheme="majorHAnsi" w:cstheme="majorBidi"/>
-          <w:color w:val="2F5496" w:themeColor="accent1" w:themeShade="BF"/>
-          <w:kern w:val="0"/>
-          <w:sz w:val="32"/>
-          <w:szCs w:val="32"/>
-          <w:lang w:val="en"/>
-          <w14:ligatures w14:val="none"/>
+        <w:pStyle w:val="Heading2"/>
+        <w:rPr>
+          <w:lang w:val="en"/>
         </w:rPr>
       </w:pPr>
       <w:bookmarkStart w:id="10" w:name="_s0da2djdye2e" w:colFirst="0" w:colLast="0"/>
       <w:bookmarkEnd w:id="10"/>
       <w:r>
         <w:rPr>
-          <w:rFonts w:ascii="Segoe UI Emoji" w:eastAsiaTheme="majorEastAsia" w:hAnsi="Segoe UI Emoji" w:cs="Segoe UI Emoji"/>
-          <w:color w:val="2F5496" w:themeColor="accent1" w:themeShade="BF"/>
-          <w:kern w:val="0"/>
-          <w:sz w:val="32"/>
-          <w:szCs w:val="32"/>
-          <w:lang w:val="en"/>
-          <w14:ligatures w14:val="none"/>
+          <w:rFonts w:ascii="Segoe UI Emoji" w:hAnsi="Segoe UI Emoji" w:cs="Segoe UI Emoji"/>
+          <w:lang w:val="en"/>
         </w:rPr>
         <w:t>📌</w:t>
       </w:r>
       <w:r>
         <w:rPr>
-          <w:rFonts w:asciiTheme="majorHAnsi" w:eastAsiaTheme="majorEastAsia" w:hAnsiTheme="majorHAnsi" w:cstheme="majorBidi"/>
-          <w:color w:val="2F5496" w:themeColor="accent1" w:themeShade="BF"/>
-          <w:kern w:val="0"/>
-          <w:sz w:val="32"/>
-          <w:szCs w:val="32"/>
-          <w:lang w:val="en"/>
-          <w14:ligatures w14:val="none"/>
+          <w:lang w:val="en"/>
         </w:rPr>
         <w:t xml:space="preserve"> Summary</w:t>
       </w:r>
@@ -3614,6 +3572,7 @@
         </w:rPr>
         <w:t xml:space="preserve">: </w:t>
       </w:r>
+      <w:proofErr w:type="spellStart"/>
       <w:r>
         <w:rPr>
           <w:rFonts w:ascii="Arial" w:eastAsia="Arial" w:hAnsi="Arial" w:cs="Arial"/>
@@ -3625,7 +3584,21 @@
           <w:lang w:val="en"/>
           <w14:ligatures w14:val="none"/>
         </w:rPr>
-        <w:t>Chatgpt (GPT</w:t>
+        <w:t>Chatgpt</w:t>
+      </w:r>
+      <w:proofErr w:type="spellEnd"/>
+      <w:r>
+        <w:rPr>
+          <w:rFonts w:ascii="Arial" w:eastAsia="Arial" w:hAnsi="Arial" w:cs="Arial"/>
+          <w:b/>
+          <w:kern w:val="0"/>
+          <w:sz w:val="22"/>
+          <w:szCs w:val="22"/>
+          <w:highlight w:val="darkGray"/>
+          <w:lang w:val="en"/>
+          <w14:ligatures w14:val="none"/>
+        </w:rPr>
+        <w:t xml:space="preserve"> (GPT</w:t>
       </w:r>
       <w:r>
         <w:rPr>
@@ -4038,6 +4011,7 @@
                 <w:lang w:val="en"/>
                 <w14:ligatures w14:val="none"/>
               </w:rPr>
+              <w:lastRenderedPageBreak/>
               <w:t>Cables Used</w:t>
             </w:r>
           </w:p>
@@ -5114,7 +5088,6 @@
     <w:next w:val="Normal"/>
     <w:link w:val="Heading2Char"/>
     <w:uiPriority w:val="9"/>
-    <w:semiHidden/>
     <w:unhideWhenUsed/>
     <w:qFormat/>
     <w:rsid w:val="002A3745"/>
@@ -5137,7 +5110,6 @@
     <w:next w:val="Normal"/>
     <w:link w:val="Heading3Char"/>
     <w:uiPriority w:val="9"/>
-    <w:semiHidden/>
     <w:unhideWhenUsed/>
     <w:qFormat/>
     <w:rsid w:val="002A3745"/>
@@ -5331,7 +5303,6 @@
     <w:basedOn w:val="DefaultParagraphFont"/>
     <w:link w:val="Heading2"/>
     <w:uiPriority w:val="9"/>
-    <w:semiHidden/>
     <w:rsid w:val="002A3745"/>
     <w:rPr>
       <w:rFonts w:asciiTheme="majorHAnsi" w:eastAsiaTheme="majorEastAsia" w:hAnsiTheme="majorHAnsi" w:cstheme="majorBidi"/>
@@ -5345,7 +5316,6 @@
     <w:basedOn w:val="DefaultParagraphFont"/>
     <w:link w:val="Heading3"/>
     <w:uiPriority w:val="9"/>
-    <w:semiHidden/>
     <w:rsid w:val="002A3745"/>
     <w:rPr>
       <w:rFonts w:eastAsiaTheme="majorEastAsia" w:cstheme="majorBidi"/>
